--- a/docs/handbook/eVersum-SUMS-Handbook-draft.docx
+++ b/docs/handbook/eVersum-SUMS-Handbook-draft.docx
@@ -56,7 +56,7 @@
         <w:t>Version:</w:t>
       </w:r>
       <w:r>
-        <w:t xml:space="preserve"> 0.1 (draft)</w:t>
+        <w:t xml:space="preserve"> 0.2 (draft)</w:t>
       </w:r>
     </w:p>
     <w:p>
@@ -184,7 +184,7 @@
     <w:sdt>
       <w:sdtPr>
         <w:alias w:val="Contents"/>
-        <w:id w:val="113340310"/>
+        <w:id w:val="697201491"/>
       </w:sdtPr>
       <w:sdtEndPr/>
       <w:sdtContent>
@@ -212,7 +212,7 @@
           <w:r>
             <w:fldChar w:fldCharType="separate"/>
           </w:r>
-          <w:hyperlink w:anchor="_Toc241226460" w:history="1">
+          <w:hyperlink w:anchor="_Toc241233186" w:history="1">
             <w:r>
               <w:rPr>
                 <w:rStyle w:val="Hiperpovezava"/>
@@ -236,7 +236,7 @@
               <w:rPr>
                 <w:noProof/>
               </w:rPr>
-              <w:instrText xml:space="preserve"> PAGEREF _Toc241226460 \h </w:instrText>
+              <w:instrText xml:space="preserve"> PAGEREF _Toc241233186 \h </w:instrText>
             </w:r>
             <w:r>
               <w:rPr>
@@ -278,7 +278,7 @@
               <w14:ligatures w14:val="standardContextual"/>
             </w:rPr>
           </w:pPr>
-          <w:hyperlink w:anchor="_Toc241226461" w:history="1">
+          <w:hyperlink w:anchor="_Toc241233187" w:history="1">
             <w:r>
               <w:rPr>
                 <w:rStyle w:val="Hiperpovezava"/>
@@ -302,7 +302,7 @@
               <w:rPr>
                 <w:noProof/>
               </w:rPr>
-              <w:instrText xml:space="preserve"> PAGEREF _Toc241226461 \h </w:instrText>
+              <w:instrText xml:space="preserve"> PAGEREF _Toc241233187 \h </w:instrText>
             </w:r>
             <w:r>
               <w:rPr>
@@ -344,7 +344,7 @@
               <w14:ligatures w14:val="standardContextual"/>
             </w:rPr>
           </w:pPr>
-          <w:hyperlink w:anchor="_Toc241226462" w:history="1">
+          <w:hyperlink w:anchor="_Toc241233188" w:history="1">
             <w:r>
               <w:rPr>
                 <w:rStyle w:val="Hiperpovezava"/>
@@ -368,7 +368,7 @@
               <w:rPr>
                 <w:noProof/>
               </w:rPr>
-              <w:instrText xml:space="preserve"> PAGEREF _Toc241226462 \h </w:instrText>
+              <w:instrText xml:space="preserve"> PAGEREF _Toc241233188 \h </w:instrText>
             </w:r>
             <w:r>
               <w:rPr>
@@ -410,7 +410,7 @@
               <w14:ligatures w14:val="standardContextual"/>
             </w:rPr>
           </w:pPr>
-          <w:hyperlink w:anchor="_Toc241226463" w:history="1">
+          <w:hyperlink w:anchor="_Toc241233189" w:history="1">
             <w:r>
               <w:rPr>
                 <w:rStyle w:val="Hiperpovezava"/>
@@ -434,7 +434,7 @@
               <w:rPr>
                 <w:noProof/>
               </w:rPr>
-              <w:instrText xml:space="preserve"> PAGEREF _Toc241226463 \h </w:instrText>
+              <w:instrText xml:space="preserve"> PAGEREF _Toc241233189 \h </w:instrText>
             </w:r>
             <w:r>
               <w:rPr>
@@ -476,7 +476,7 @@
               <w14:ligatures w14:val="standardContextual"/>
             </w:rPr>
           </w:pPr>
-          <w:hyperlink w:anchor="_Toc241226464" w:history="1">
+          <w:hyperlink w:anchor="_Toc241233190" w:history="1">
             <w:r>
               <w:rPr>
                 <w:rStyle w:val="Hiperpovezava"/>
@@ -500,7 +500,7 @@
               <w:rPr>
                 <w:noProof/>
               </w:rPr>
-              <w:instrText xml:space="preserve"> PAGEREF _Toc241226464 \h </w:instrText>
+              <w:instrText xml:space="preserve"> PAGEREF _Toc241233190 \h </w:instrText>
             </w:r>
             <w:r>
               <w:rPr>
@@ -542,7 +542,7 @@
               <w14:ligatures w14:val="standardContextual"/>
             </w:rPr>
           </w:pPr>
-          <w:hyperlink w:anchor="_Toc241226465" w:history="1">
+          <w:hyperlink w:anchor="_Toc241233191" w:history="1">
             <w:r>
               <w:rPr>
                 <w:rStyle w:val="Hiperpovezava"/>
@@ -566,7 +566,7 @@
               <w:rPr>
                 <w:noProof/>
               </w:rPr>
-              <w:instrText xml:space="preserve"> PAGEREF _Toc241226465 \h </w:instrText>
+              <w:instrText xml:space="preserve"> PAGEREF _Toc241233191 \h </w:instrText>
             </w:r>
             <w:r>
               <w:rPr>
@@ -608,7 +608,7 @@
               <w14:ligatures w14:val="standardContextual"/>
             </w:rPr>
           </w:pPr>
-          <w:hyperlink w:anchor="_Toc241226466" w:history="1">
+          <w:hyperlink w:anchor="_Toc241233192" w:history="1">
             <w:r>
               <w:rPr>
                 <w:rStyle w:val="Hiperpovezava"/>
@@ -632,7 +632,7 @@
               <w:rPr>
                 <w:noProof/>
               </w:rPr>
-              <w:instrText xml:space="preserve"> PAGEREF _Toc241226466 \h </w:instrText>
+              <w:instrText xml:space="preserve"> PAGEREF _Toc241233192 \h </w:instrText>
             </w:r>
             <w:r>
               <w:rPr>
@@ -674,7 +674,7 @@
               <w14:ligatures w14:val="standardContextual"/>
             </w:rPr>
           </w:pPr>
-          <w:hyperlink w:anchor="_Toc241226467" w:history="1">
+          <w:hyperlink w:anchor="_Toc241233193" w:history="1">
             <w:r>
               <w:rPr>
                 <w:rStyle w:val="Hiperpovezava"/>
@@ -698,7 +698,7 @@
               <w:rPr>
                 <w:noProof/>
               </w:rPr>
-              <w:instrText xml:space="preserve"> PAGEREF _Toc241226467 \h </w:instrText>
+              <w:instrText xml:space="preserve"> PAGEREF _Toc241233193 \h </w:instrText>
             </w:r>
             <w:r>
               <w:rPr>
@@ -740,7 +740,7 @@
               <w14:ligatures w14:val="standardContextual"/>
             </w:rPr>
           </w:pPr>
-          <w:hyperlink w:anchor="_Toc241226468" w:history="1">
+          <w:hyperlink w:anchor="_Toc241233194" w:history="1">
             <w:r>
               <w:rPr>
                 <w:rStyle w:val="Hiperpovezava"/>
@@ -764,7 +764,7 @@
               <w:rPr>
                 <w:noProof/>
               </w:rPr>
-              <w:instrText xml:space="preserve"> PAGEREF _Toc241226468 \h </w:instrText>
+              <w:instrText xml:space="preserve"> PAGEREF _Toc241233194 \h </w:instrText>
             </w:r>
             <w:r>
               <w:rPr>
@@ -806,7 +806,7 @@
               <w14:ligatures w14:val="standardContextual"/>
             </w:rPr>
           </w:pPr>
-          <w:hyperlink w:anchor="_Toc241226469" w:history="1">
+          <w:hyperlink w:anchor="_Toc241233195" w:history="1">
             <w:r>
               <w:rPr>
                 <w:rStyle w:val="Hiperpovezava"/>
@@ -830,7 +830,7 @@
               <w:rPr>
                 <w:noProof/>
               </w:rPr>
-              <w:instrText xml:space="preserve"> PAGEREF _Toc241226469 \h </w:instrText>
+              <w:instrText xml:space="preserve"> PAGEREF _Toc241233195 \h </w:instrText>
             </w:r>
             <w:r>
               <w:rPr>
@@ -872,7 +872,7 @@
               <w14:ligatures w14:val="standardContextual"/>
             </w:rPr>
           </w:pPr>
-          <w:hyperlink w:anchor="_Toc241226470" w:history="1">
+          <w:hyperlink w:anchor="_Toc241233196" w:history="1">
             <w:r>
               <w:rPr>
                 <w:rStyle w:val="Hiperpovezava"/>
@@ -896,7 +896,7 @@
               <w:rPr>
                 <w:noProof/>
               </w:rPr>
-              <w:instrText xml:space="preserve"> PAGEREF _Toc241226470 \h </w:instrText>
+              <w:instrText xml:space="preserve"> PAGEREF _Toc241233196 \h </w:instrText>
             </w:r>
             <w:r>
               <w:rPr>
@@ -938,7 +938,7 @@
               <w14:ligatures w14:val="standardContextual"/>
             </w:rPr>
           </w:pPr>
-          <w:hyperlink w:anchor="_Toc241226471" w:history="1">
+          <w:hyperlink w:anchor="_Toc241233197" w:history="1">
             <w:r>
               <w:rPr>
                 <w:rStyle w:val="Hiperpovezava"/>
@@ -962,7 +962,7 @@
               <w:rPr>
                 <w:noProof/>
               </w:rPr>
-              <w:instrText xml:space="preserve"> PAGEREF _Toc241226471 \h </w:instrText>
+              <w:instrText xml:space="preserve"> PAGEREF _Toc241233197 \h </w:instrText>
             </w:r>
             <w:r>
               <w:rPr>
@@ -1004,7 +1004,7 @@
               <w14:ligatures w14:val="standardContextual"/>
             </w:rPr>
           </w:pPr>
-          <w:hyperlink w:anchor="_Toc241226472" w:history="1">
+          <w:hyperlink w:anchor="_Toc241233198" w:history="1">
             <w:r>
               <w:rPr>
                 <w:rStyle w:val="Hiperpovezava"/>
@@ -1028,7 +1028,7 @@
               <w:rPr>
                 <w:noProof/>
               </w:rPr>
-              <w:instrText xml:space="preserve"> PAGEREF _Toc241226472 \h </w:instrText>
+              <w:instrText xml:space="preserve"> PAGEREF _Toc241233198 \h </w:instrText>
             </w:r>
             <w:r>
               <w:rPr>
@@ -1070,7 +1070,7 @@
               <w14:ligatures w14:val="standardContextual"/>
             </w:rPr>
           </w:pPr>
-          <w:hyperlink w:anchor="_Toc241226473" w:history="1">
+          <w:hyperlink w:anchor="_Toc241233199" w:history="1">
             <w:r>
               <w:rPr>
                 <w:rStyle w:val="Hiperpovezava"/>
@@ -1094,7 +1094,7 @@
               <w:rPr>
                 <w:noProof/>
               </w:rPr>
-              <w:instrText xml:space="preserve"> PAGEREF _Toc241226473 \h </w:instrText>
+              <w:instrText xml:space="preserve"> PAGEREF _Toc241233199 \h </w:instrText>
             </w:r>
             <w:r>
               <w:rPr>
@@ -1136,7 +1136,7 @@
               <w14:ligatures w14:val="standardContextual"/>
             </w:rPr>
           </w:pPr>
-          <w:hyperlink w:anchor="_Toc241226474" w:history="1">
+          <w:hyperlink w:anchor="_Toc241233200" w:history="1">
             <w:r>
               <w:rPr>
                 <w:rStyle w:val="Hiperpovezava"/>
@@ -1160,7 +1160,7 @@
               <w:rPr>
                 <w:noProof/>
               </w:rPr>
-              <w:instrText xml:space="preserve"> PAGEREF _Toc241226474 \h </w:instrText>
+              <w:instrText xml:space="preserve"> PAGEREF _Toc241233200 \h </w:instrText>
             </w:r>
             <w:r>
               <w:rPr>
@@ -1202,7 +1202,7 @@
               <w14:ligatures w14:val="standardContextual"/>
             </w:rPr>
           </w:pPr>
-          <w:hyperlink w:anchor="_Toc241226475" w:history="1">
+          <w:hyperlink w:anchor="_Toc241233201" w:history="1">
             <w:r>
               <w:rPr>
                 <w:rStyle w:val="Hiperpovezava"/>
@@ -1226,7 +1226,7 @@
               <w:rPr>
                 <w:noProof/>
               </w:rPr>
-              <w:instrText xml:space="preserve"> PAGEREF _Toc241226475 \h </w:instrText>
+              <w:instrText xml:space="preserve"> PAGEREF _Toc241233201 \h </w:instrText>
             </w:r>
             <w:r>
               <w:rPr>
@@ -1268,7 +1268,7 @@
               <w14:ligatures w14:val="standardContextual"/>
             </w:rPr>
           </w:pPr>
-          <w:hyperlink w:anchor="_Toc241226476" w:history="1">
+          <w:hyperlink w:anchor="_Toc241233202" w:history="1">
             <w:r>
               <w:rPr>
                 <w:rStyle w:val="Hiperpovezava"/>
@@ -1292,7 +1292,7 @@
               <w:rPr>
                 <w:noProof/>
               </w:rPr>
-              <w:instrText xml:space="preserve"> PAGEREF _Toc241226476 \h </w:instrText>
+              <w:instrText xml:space="preserve"> PAGEREF _Toc241233202 \h </w:instrText>
             </w:r>
             <w:r>
               <w:rPr>
@@ -1334,7 +1334,7 @@
               <w14:ligatures w14:val="standardContextual"/>
             </w:rPr>
           </w:pPr>
-          <w:hyperlink w:anchor="_Toc241226477" w:history="1">
+          <w:hyperlink w:anchor="_Toc241233203" w:history="1">
             <w:r>
               <w:rPr>
                 <w:rStyle w:val="Hiperpovezava"/>
@@ -1358,7 +1358,7 @@
               <w:rPr>
                 <w:noProof/>
               </w:rPr>
-              <w:instrText xml:space="preserve"> PAGEREF _Toc241226477 \h </w:instrText>
+              <w:instrText xml:space="preserve"> PAGEREF _Toc241233203 \h </w:instrText>
             </w:r>
             <w:r>
               <w:rPr>
@@ -1400,7 +1400,7 @@
               <w14:ligatures w14:val="standardContextual"/>
             </w:rPr>
           </w:pPr>
-          <w:hyperlink w:anchor="_Toc241226478" w:history="1">
+          <w:hyperlink w:anchor="_Toc241233204" w:history="1">
             <w:r>
               <w:rPr>
                 <w:rStyle w:val="Hiperpovezava"/>
@@ -1424,7 +1424,7 @@
               <w:rPr>
                 <w:noProof/>
               </w:rPr>
-              <w:instrText xml:space="preserve"> PAGEREF _Toc241226478 \h </w:instrText>
+              <w:instrText xml:space="preserve"> PAGEREF _Toc241233204 \h </w:instrText>
             </w:r>
             <w:r>
               <w:rPr>
@@ -1466,7 +1466,7 @@
               <w14:ligatures w14:val="standardContextual"/>
             </w:rPr>
           </w:pPr>
-          <w:hyperlink w:anchor="_Toc241226479" w:history="1">
+          <w:hyperlink w:anchor="_Toc241233205" w:history="1">
             <w:r>
               <w:rPr>
                 <w:rStyle w:val="Hiperpovezava"/>
@@ -1490,7 +1490,7 @@
               <w:rPr>
                 <w:noProof/>
               </w:rPr>
-              <w:instrText xml:space="preserve"> PAGEREF _Toc241226479 \h </w:instrText>
+              <w:instrText xml:space="preserve"> PAGEREF _Toc241233205 \h </w:instrText>
             </w:r>
             <w:r>
               <w:rPr>
@@ -1532,7 +1532,7 @@
               <w14:ligatures w14:val="standardContextual"/>
             </w:rPr>
           </w:pPr>
-          <w:hyperlink w:anchor="_Toc241226480" w:history="1">
+          <w:hyperlink w:anchor="_Toc241233206" w:history="1">
             <w:r>
               <w:rPr>
                 <w:rStyle w:val="Hiperpovezava"/>
@@ -1556,7 +1556,7 @@
               <w:rPr>
                 <w:noProof/>
               </w:rPr>
-              <w:instrText xml:space="preserve"> PAGEREF _Toc241226480 \h </w:instrText>
+              <w:instrText xml:space="preserve"> PAGEREF _Toc241233206 \h </w:instrText>
             </w:r>
             <w:r>
               <w:rPr>
@@ -1598,7 +1598,7 @@
               <w14:ligatures w14:val="standardContextual"/>
             </w:rPr>
           </w:pPr>
-          <w:hyperlink w:anchor="_Toc241226481" w:history="1">
+          <w:hyperlink w:anchor="_Toc241233207" w:history="1">
             <w:r>
               <w:rPr>
                 <w:rStyle w:val="Hiperpovezava"/>
@@ -1622,7 +1622,7 @@
               <w:rPr>
                 <w:noProof/>
               </w:rPr>
-              <w:instrText xml:space="preserve"> PAGEREF _Toc241226481 \h </w:instrText>
+              <w:instrText xml:space="preserve"> PAGEREF _Toc241233207 \h </w:instrText>
             </w:r>
             <w:r>
               <w:rPr>
@@ -1664,7 +1664,7 @@
               <w14:ligatures w14:val="standardContextual"/>
             </w:rPr>
           </w:pPr>
-          <w:hyperlink w:anchor="_Toc241226482" w:history="1">
+          <w:hyperlink w:anchor="_Toc241233208" w:history="1">
             <w:r>
               <w:rPr>
                 <w:rStyle w:val="Hiperpovezava"/>
@@ -1688,7 +1688,7 @@
               <w:rPr>
                 <w:noProof/>
               </w:rPr>
-              <w:instrText xml:space="preserve"> PAGEREF _Toc241226482 \h </w:instrText>
+              <w:instrText xml:space="preserve"> PAGEREF _Toc241233208 \h </w:instrText>
             </w:r>
             <w:r>
               <w:rPr>
@@ -1730,7 +1730,7 @@
               <w14:ligatures w14:val="standardContextual"/>
             </w:rPr>
           </w:pPr>
-          <w:hyperlink w:anchor="_Toc241226483" w:history="1">
+          <w:hyperlink w:anchor="_Toc241233209" w:history="1">
             <w:r>
               <w:rPr>
                 <w:rStyle w:val="Hiperpovezava"/>
@@ -1754,7 +1754,7 @@
               <w:rPr>
                 <w:noProof/>
               </w:rPr>
-              <w:instrText xml:space="preserve"> PAGEREF _Toc241226483 \h </w:instrText>
+              <w:instrText xml:space="preserve"> PAGEREF _Toc241233209 \h </w:instrText>
             </w:r>
             <w:r>
               <w:rPr>
@@ -1796,7 +1796,7 @@
               <w14:ligatures w14:val="standardContextual"/>
             </w:rPr>
           </w:pPr>
-          <w:hyperlink w:anchor="_Toc241226484" w:history="1">
+          <w:hyperlink w:anchor="_Toc241233210" w:history="1">
             <w:r>
               <w:rPr>
                 <w:rStyle w:val="Hiperpovezava"/>
@@ -1820,7 +1820,7 @@
               <w:rPr>
                 <w:noProof/>
               </w:rPr>
-              <w:instrText xml:space="preserve"> PAGEREF _Toc241226484 \h </w:instrText>
+              <w:instrText xml:space="preserve"> PAGEREF _Toc241233210 \h </w:instrText>
             </w:r>
             <w:r>
               <w:rPr>
@@ -1862,7 +1862,7 @@
               <w14:ligatures w14:val="standardContextual"/>
             </w:rPr>
           </w:pPr>
-          <w:hyperlink w:anchor="_Toc241226485" w:history="1">
+          <w:hyperlink w:anchor="_Toc241233211" w:history="1">
             <w:r>
               <w:rPr>
                 <w:rStyle w:val="Hiperpovezava"/>
@@ -1886,7 +1886,7 @@
               <w:rPr>
                 <w:noProof/>
               </w:rPr>
-              <w:instrText xml:space="preserve"> PAGEREF _Toc241226485 \h </w:instrText>
+              <w:instrText xml:space="preserve"> PAGEREF _Toc241233211 \h </w:instrText>
             </w:r>
             <w:r>
               <w:rPr>
@@ -1928,7 +1928,7 @@
               <w14:ligatures w14:val="standardContextual"/>
             </w:rPr>
           </w:pPr>
-          <w:hyperlink w:anchor="_Toc241226486" w:history="1">
+          <w:hyperlink w:anchor="_Toc241233212" w:history="1">
             <w:r>
               <w:rPr>
                 <w:rStyle w:val="Hiperpovezava"/>
@@ -1952,7 +1952,7 @@
               <w:rPr>
                 <w:noProof/>
               </w:rPr>
-              <w:instrText xml:space="preserve"> PAGEREF _Toc241226486 \h </w:instrText>
+              <w:instrText xml:space="preserve"> PAGEREF _Toc241233212 \h </w:instrText>
             </w:r>
             <w:r>
               <w:rPr>
@@ -1994,7 +1994,7 @@
               <w14:ligatures w14:val="standardContextual"/>
             </w:rPr>
           </w:pPr>
-          <w:hyperlink w:anchor="_Toc241226487" w:history="1">
+          <w:hyperlink w:anchor="_Toc241233213" w:history="1">
             <w:r>
               <w:rPr>
                 <w:rStyle w:val="Hiperpovezava"/>
@@ -2018,7 +2018,7 @@
               <w:rPr>
                 <w:noProof/>
               </w:rPr>
-              <w:instrText xml:space="preserve"> PAGEREF _Toc241226487 \h </w:instrText>
+              <w:instrText xml:space="preserve"> PAGEREF _Toc241233213 \h </w:instrText>
             </w:r>
             <w:r>
               <w:rPr>
@@ -2060,7 +2060,7 @@
               <w14:ligatures w14:val="standardContextual"/>
             </w:rPr>
           </w:pPr>
-          <w:hyperlink w:anchor="_Toc241226488" w:history="1">
+          <w:hyperlink w:anchor="_Toc241233214" w:history="1">
             <w:r>
               <w:rPr>
                 <w:rStyle w:val="Hiperpovezava"/>
@@ -2084,7 +2084,7 @@
               <w:rPr>
                 <w:noProof/>
               </w:rPr>
-              <w:instrText xml:space="preserve"> PAGEREF _Toc241226488 \h </w:instrText>
+              <w:instrText xml:space="preserve"> PAGEREF _Toc241233214 \h </w:instrText>
             </w:r>
             <w:r>
               <w:rPr>
@@ -2126,7 +2126,7 @@
               <w14:ligatures w14:val="standardContextual"/>
             </w:rPr>
           </w:pPr>
-          <w:hyperlink w:anchor="_Toc241226489" w:history="1">
+          <w:hyperlink w:anchor="_Toc241233215" w:history="1">
             <w:r>
               <w:rPr>
                 <w:rStyle w:val="Hiperpovezava"/>
@@ -2150,7 +2150,7 @@
               <w:rPr>
                 <w:noProof/>
               </w:rPr>
-              <w:instrText xml:space="preserve"> PAGEREF _Toc241226489 \h </w:instrText>
+              <w:instrText xml:space="preserve"> PAGEREF _Toc241233215 \h </w:instrText>
             </w:r>
             <w:r>
               <w:rPr>
@@ -2168,6 +2168,72 @@
                 <w:noProof/>
               </w:rPr>
               <w:t>10</w:t>
+            </w:r>
+            <w:r>
+              <w:rPr>
+                <w:noProof/>
+              </w:rPr>
+              <w:fldChar w:fldCharType="end"/>
+            </w:r>
+          </w:hyperlink>
+        </w:p>
+        <w:p>
+          <w:pPr>
+            <w:pStyle w:val="Kazalovsebine2"/>
+            <w:tabs>
+              <w:tab w:val="right" w:leader="dot" w:pos="9628"/>
+            </w:tabs>
+            <w:rPr>
+              <w:rFonts w:asciiTheme="minorHAnsi" w:eastAsiaTheme="minorEastAsia" w:hAnsiTheme="minorHAnsi" w:cstheme="minorBidi"/>
+              <w:noProof/>
+              <w:kern w:val="2"/>
+              <w:sz w:val="24"/>
+              <w:szCs w:val="24"/>
+              <w14:ligatures w14:val="standardContextual"/>
+            </w:rPr>
+          </w:pPr>
+          <w:hyperlink w:anchor="_Toc241233216" w:history="1">
+            <w:r>
+              <w:rPr>
+                <w:rStyle w:val="Hiperpovezava"/>
+                <w:noProof/>
+              </w:rPr>
+              <w:t>5.9 Migration and bulk import</w:t>
+            </w:r>
+            <w:r>
+              <w:rPr>
+                <w:noProof/>
+              </w:rPr>
+              <w:tab/>
+            </w:r>
+            <w:r>
+              <w:rPr>
+                <w:noProof/>
+              </w:rPr>
+              <w:fldChar w:fldCharType="begin"/>
+            </w:r>
+            <w:r>
+              <w:rPr>
+                <w:noProof/>
+              </w:rPr>
+              <w:instrText xml:space="preserve"> PAGEREF _Toc241233216 \h </w:instrText>
+            </w:r>
+            <w:r>
+              <w:rPr>
+                <w:noProof/>
+              </w:rPr>
+            </w:r>
+            <w:r>
+              <w:rPr>
+                <w:noProof/>
+              </w:rPr>
+              <w:fldChar w:fldCharType="separate"/>
+            </w:r>
+            <w:r>
+              <w:rPr>
+                <w:noProof/>
+              </w:rPr>
+              <w:t>11</w:t>
             </w:r>
             <w:r>
               <w:rPr>
@@ -2192,7 +2258,7 @@
               <w14:ligatures w14:val="standardContextual"/>
             </w:rPr>
           </w:pPr>
-          <w:hyperlink w:anchor="_Toc241226490" w:history="1">
+          <w:hyperlink w:anchor="_Toc241233217" w:history="1">
             <w:r>
               <w:rPr>
                 <w:rStyle w:val="Hiperpovezava"/>
@@ -2216,7 +2282,7 @@
               <w:rPr>
                 <w:noProof/>
               </w:rPr>
-              <w:instrText xml:space="preserve"> PAGEREF _Toc241226490 \h </w:instrText>
+              <w:instrText xml:space="preserve"> PAGEREF _Toc241233217 \h </w:instrText>
             </w:r>
             <w:r>
               <w:rPr>
@@ -2233,7 +2299,7 @@
               <w:rPr>
                 <w:noProof/>
               </w:rPr>
-              <w:t>11</w:t>
+              <w:t>12</w:t>
             </w:r>
             <w:r>
               <w:rPr>
@@ -2258,7 +2324,7 @@
               <w14:ligatures w14:val="standardContextual"/>
             </w:rPr>
           </w:pPr>
-          <w:hyperlink w:anchor="_Toc241226491" w:history="1">
+          <w:hyperlink w:anchor="_Toc241233218" w:history="1">
             <w:r>
               <w:rPr>
                 <w:rStyle w:val="Hiperpovezava"/>
@@ -2282,7 +2348,7 @@
               <w:rPr>
                 <w:noProof/>
               </w:rPr>
-              <w:instrText xml:space="preserve"> PAGEREF _Toc241226491 \h </w:instrText>
+              <w:instrText xml:space="preserve"> PAGEREF _Toc241233218 \h </w:instrText>
             </w:r>
             <w:r>
               <w:rPr>
@@ -2299,7 +2365,7 @@
               <w:rPr>
                 <w:noProof/>
               </w:rPr>
-              <w:t>13</w:t>
+              <w:t>14</w:t>
             </w:r>
             <w:r>
               <w:rPr>
@@ -2321,7 +2387,7 @@
         <w:pStyle w:val="Naslov1"/>
         <w:pageBreakBefore/>
       </w:pPr>
-      <w:bookmarkStart w:id="0" w:name="_Toc241226460"/>
+      <w:bookmarkStart w:id="0" w:name="_Toc241233186"/>
       <w:r>
         <w:t>1 Document control</w:t>
       </w:r>
@@ -2585,6 +2651,118 @@
                 <w:szCs w:val="18"/>
               </w:rPr>
               <w:t>First draft — describes the SUMS tool and maps it to UN R156 §7.1 and the TÜV SÜD self-assessment.</w:t>
+            </w:r>
+          </w:p>
+        </w:tc>
+      </w:tr>
+      <w:tr>
+        <w:tblPrEx>
+          <w:tblCellMar>
+            <w:top w:w="0" w:type="dxa"/>
+            <w:bottom w:w="0" w:type="dxa"/>
+          </w:tblCellMar>
+        </w:tblPrEx>
+        <w:tc>
+          <w:tcPr>
+            <w:tcW w:w="1446" w:type="dxa"/>
+            <w:tcBorders>
+              <w:top w:val="single" w:sz="4" w:space="0" w:color="9CA3AF"/>
+              <w:left w:val="single" w:sz="4" w:space="0" w:color="9CA3AF"/>
+              <w:bottom w:val="single" w:sz="4" w:space="0" w:color="9CA3AF"/>
+              <w:right w:val="single" w:sz="4" w:space="0" w:color="9CA3AF"/>
+            </w:tcBorders>
+            <w:tcMar>
+              <w:top w:w="60" w:type="dxa"/>
+              <w:left w:w="100" w:type="dxa"/>
+              <w:bottom w:w="60" w:type="dxa"/>
+              <w:right w:w="100" w:type="dxa"/>
+            </w:tcMar>
+          </w:tcPr>
+          <w:p>
+            <w:r>
+              <w:rPr>
+                <w:sz w:val="18"/>
+                <w:szCs w:val="18"/>
+              </w:rPr>
+              <w:t>0.2 (draft)</w:t>
+            </w:r>
+          </w:p>
+        </w:tc>
+        <w:tc>
+          <w:tcPr>
+            <w:tcW w:w="1735" w:type="dxa"/>
+            <w:tcBorders>
+              <w:top w:val="single" w:sz="4" w:space="0" w:color="9CA3AF"/>
+              <w:left w:val="single" w:sz="4" w:space="0" w:color="9CA3AF"/>
+              <w:bottom w:val="single" w:sz="4" w:space="0" w:color="9CA3AF"/>
+              <w:right w:val="single" w:sz="4" w:space="0" w:color="9CA3AF"/>
+            </w:tcBorders>
+            <w:tcMar>
+              <w:top w:w="60" w:type="dxa"/>
+              <w:left w:w="100" w:type="dxa"/>
+              <w:bottom w:w="60" w:type="dxa"/>
+              <w:right w:w="100" w:type="dxa"/>
+            </w:tcMar>
+          </w:tcPr>
+          <w:p>
+            <w:r>
+              <w:rPr>
+                <w:sz w:val="18"/>
+                <w:szCs w:val="18"/>
+              </w:rPr>
+              <w:t>25 September 2026</w:t>
+            </w:r>
+          </w:p>
+        </w:tc>
+        <w:tc>
+          <w:tcPr>
+            <w:tcW w:w="1638" w:type="dxa"/>
+            <w:tcBorders>
+              <w:top w:val="single" w:sz="4" w:space="0" w:color="9CA3AF"/>
+              <w:left w:val="single" w:sz="4" w:space="0" w:color="9CA3AF"/>
+              <w:bottom w:val="single" w:sz="4" w:space="0" w:color="9CA3AF"/>
+              <w:right w:val="single" w:sz="4" w:space="0" w:color="9CA3AF"/>
+            </w:tcBorders>
+            <w:tcMar>
+              <w:top w:w="60" w:type="dxa"/>
+              <w:left w:w="100" w:type="dxa"/>
+              <w:bottom w:w="60" w:type="dxa"/>
+              <w:right w:w="100" w:type="dxa"/>
+            </w:tcMar>
+          </w:tcPr>
+          <w:p>
+            <w:r>
+              <w:rPr>
+                <w:sz w:val="18"/>
+                <w:szCs w:val="18"/>
+              </w:rPr>
+              <w:t>R. Adler</w:t>
+            </w:r>
+          </w:p>
+        </w:tc>
+        <w:tc>
+          <w:tcPr>
+            <w:tcW w:w="4819" w:type="dxa"/>
+            <w:tcBorders>
+              <w:top w:val="single" w:sz="4" w:space="0" w:color="9CA3AF"/>
+              <w:left w:val="single" w:sz="4" w:space="0" w:color="9CA3AF"/>
+              <w:bottom w:val="single" w:sz="4" w:space="0" w:color="9CA3AF"/>
+              <w:right w:val="single" w:sz="4" w:space="0" w:color="9CA3AF"/>
+            </w:tcBorders>
+            <w:tcMar>
+              <w:top w:w="60" w:type="dxa"/>
+              <w:left w:w="100" w:type="dxa"/>
+              <w:bottom w:w="60" w:type="dxa"/>
+              <w:right w:w="100" w:type="dxa"/>
+            </w:tcMar>
+          </w:tcPr>
+          <w:p>
+            <w:r>
+              <w:rPr>
+                <w:sz w:val="18"/>
+                <w:szCs w:val="18"/>
+              </w:rPr>
+              <w:t>Exports for authorities (register PDF, CSV), CSV import for migration (5.9), security controls extended (5.8, 4.9).</w:t>
             </w:r>
           </w:p>
         </w:tc>
@@ -2964,7 +3142,7 @@
         <w:pStyle w:val="Naslov1"/>
         <w:pageBreakBefore/>
       </w:pPr>
-      <w:bookmarkStart w:id="1" w:name="_Toc241226461"/>
+      <w:bookmarkStart w:id="1" w:name="_Toc241233187"/>
       <w:r>
         <w:t>2 Introduction</w:t>
       </w:r>
@@ -2974,7 +3152,7 @@
       <w:pPr>
         <w:pStyle w:val="Naslov2"/>
       </w:pPr>
-      <w:bookmarkStart w:id="2" w:name="_Toc241226462"/>
+      <w:bookmarkStart w:id="2" w:name="_Toc241233188"/>
       <w:r>
         <w:t>2.1 Purpose</w:t>
       </w:r>
@@ -3000,7 +3178,7 @@
       <w:pPr>
         <w:pStyle w:val="Naslov2"/>
       </w:pPr>
-      <w:bookmarkStart w:id="3" w:name="_Toc241226463"/>
+      <w:bookmarkStart w:id="3" w:name="_Toc241233189"/>
       <w:r>
         <w:t>2.2 Scope</w:t>
       </w:r>
@@ -3073,7 +3251,7 @@
       <w:pPr>
         <w:pStyle w:val="Naslov2"/>
       </w:pPr>
-      <w:bookmarkStart w:id="4" w:name="_Toc241226464"/>
+      <w:bookmarkStart w:id="4" w:name="_Toc241233190"/>
       <w:r>
         <w:t>2.3 Replacement of the previous implementation</w:t>
       </w:r>
@@ -3110,7 +3288,7 @@
       <w:pPr>
         <w:pStyle w:val="Naslov2"/>
       </w:pPr>
-      <w:bookmarkStart w:id="5" w:name="_Toc241226465"/>
+      <w:bookmarkStart w:id="5" w:name="_Toc241233191"/>
       <w:r>
         <w:t>2.4 References</w:t>
       </w:r>
@@ -3691,7 +3869,7 @@
       <w:pPr>
         <w:pStyle w:val="Naslov2"/>
       </w:pPr>
-      <w:bookmarkStart w:id="6" w:name="_Toc241226466"/>
+      <w:bookmarkStart w:id="6" w:name="_Toc241233192"/>
       <w:r>
         <w:t>2.5 Terms and abbreviations</w:t>
       </w:r>
@@ -4333,7 +4511,7 @@
         <w:pStyle w:val="Naslov1"/>
         <w:pageBreakBefore/>
       </w:pPr>
-      <w:bookmarkStart w:id="7" w:name="_Toc241226467"/>
+      <w:bookmarkStart w:id="7" w:name="_Toc241233193"/>
       <w:r>
         <w:t>3 SUMS overview</w:t>
       </w:r>
@@ -4343,7 +4521,7 @@
       <w:pPr>
         <w:pStyle w:val="Naslov2"/>
       </w:pPr>
-      <w:bookmarkStart w:id="8" w:name="_Toc241226468"/>
+      <w:bookmarkStart w:id="8" w:name="_Toc241233194"/>
       <w:r>
         <w:t>3.1 Systems</w:t>
       </w:r>
@@ -4767,7 +4945,7 @@
       <w:pPr>
         <w:pStyle w:val="Naslov2"/>
       </w:pPr>
-      <w:bookmarkStart w:id="9" w:name="_Toc241226469"/>
+      <w:bookmarkStart w:id="9" w:name="_Toc241233195"/>
       <w:r>
         <w:t>3.2 Roles and responsibilities</w:t>
       </w:r>
@@ -5290,7 +5468,7 @@
       <w:pPr>
         <w:pStyle w:val="Naslov2"/>
       </w:pPr>
-      <w:bookmarkStart w:id="10" w:name="_Toc241226470"/>
+      <w:bookmarkStart w:id="10" w:name="_Toc241233196"/>
       <w:r>
         <w:t>3.3 Process overview</w:t>
       </w:r>
@@ -5421,7 +5599,7 @@
         <w:pStyle w:val="Naslov1"/>
         <w:pageBreakBefore/>
       </w:pPr>
-      <w:bookmarkStart w:id="11" w:name="_Toc241226471"/>
+      <w:bookmarkStart w:id="11" w:name="_Toc241233197"/>
       <w:r>
         <w:t>4 Records kept in the SUMS tool</w:t>
       </w:r>
@@ -5439,7 +5617,7 @@
       <w:pPr>
         <w:pStyle w:val="Naslov2"/>
       </w:pPr>
-      <w:bookmarkStart w:id="12" w:name="_Toc241226472"/>
+      <w:bookmarkStart w:id="12" w:name="_Toc241233198"/>
       <w:r>
         <w:t>4.1 Vehicle type</w:t>
       </w:r>
@@ -5457,7 +5635,7 @@
       <w:pPr>
         <w:pStyle w:val="Naslov2"/>
       </w:pPr>
-      <w:bookmarkStart w:id="13" w:name="_Toc241226473"/>
+      <w:bookmarkStart w:id="13" w:name="_Toc241233199"/>
       <w:r>
         <w:t>4.2 ECU register (§7.1.1.2)</w:t>
       </w:r>
@@ -5475,7 +5653,7 @@
       <w:pPr>
         <w:pStyle w:val="Naslov2"/>
       </w:pPr>
-      <w:bookmarkStart w:id="14" w:name="_Toc241226474"/>
+      <w:bookmarkStart w:id="14" w:name="_Toc241233200"/>
       <w:r>
         <w:t>4.3 Installed ECUs per vehicle</w:t>
       </w:r>
@@ -5493,7 +5671,7 @@
       <w:pPr>
         <w:pStyle w:val="Naslov2"/>
       </w:pPr>
-      <w:bookmarkStart w:id="15" w:name="_Toc241226475"/>
+      <w:bookmarkStart w:id="15" w:name="_Toc241233201"/>
       <w:r>
         <w:t>4.4 RXSWIN register (§7.1.2.3)</w:t>
       </w:r>
@@ -6065,7 +6243,7 @@
       <w:pPr>
         <w:pStyle w:val="Naslov2"/>
       </w:pPr>
-      <w:bookmarkStart w:id="16" w:name="_Toc241226476"/>
+      <w:bookmarkStart w:id="16" w:name="_Toc241233202"/>
       <w:r>
         <w:t>4.5 Software Update document (§7.1.2.5)</w:t>
       </w:r>
@@ -7049,7 +7227,7 @@
       <w:pPr>
         <w:pStyle w:val="Naslov2"/>
       </w:pPr>
-      <w:bookmarkStart w:id="17" w:name="_Toc241226477"/>
+      <w:bookmarkStart w:id="17" w:name="_Toc241233203"/>
       <w:r>
         <w:t>4.6 Target vehicles (§7.1.2.4)</w:t>
       </w:r>
@@ -7067,7 +7245,7 @@
       <w:pPr>
         <w:pStyle w:val="Naslov2"/>
       </w:pPr>
-      <w:bookmarkStart w:id="18" w:name="_Toc241226478"/>
+      <w:bookmarkStart w:id="18" w:name="_Toc241233204"/>
       <w:r>
         <w:t>4.7 Vehicle configurations (§7.1.2.2)</w:t>
       </w:r>
@@ -7124,7 +7302,7 @@
       <w:pPr>
         <w:pStyle w:val="Naslov2"/>
       </w:pPr>
-      <w:bookmarkStart w:id="19" w:name="_Toc241226479"/>
+      <w:bookmarkStart w:id="19" w:name="_Toc241233205"/>
       <w:r>
         <w:t>4.8 Reports</w:t>
       </w:r>
@@ -7204,17 +7382,57 @@
           <w:b/>
           <w:bCs/>
         </w:rPr>
+        <w:t>RXSWIN register</w:t>
+      </w:r>
+      <w:r>
+        <w:t xml:space="preserve"> (PDF) — all RXSWINs of a vehicle type with every baseline (including superseded ones), all software versions and SHA-256 checksums, and the Software Update documents that changed them.</w:t>
+      </w:r>
+    </w:p>
+    <w:p>
+      <w:pPr>
+        <w:pStyle w:val="Odstavekseznama"/>
+        <w:numPr>
+          <w:ilvl w:val="0"/>
+          <w:numId w:val="2"/>
+        </w:numPr>
+        <w:spacing w:after="60"/>
+      </w:pPr>
+      <w:r>
+        <w:rPr>
+          <w:b/>
+          <w:bCs/>
+        </w:rPr>
+        <w:t>Vehicle configurations</w:t>
+      </w:r>
+      <w:r>
+        <w:t xml:space="preserve"> (CSV) — the Last Known Configuration of every vehicle, one row per VIN and ECU.</w:t>
+      </w:r>
+    </w:p>
+    <w:p>
+      <w:pPr>
+        <w:pStyle w:val="Odstavekseznama"/>
+        <w:numPr>
+          <w:ilvl w:val="0"/>
+          <w:numId w:val="2"/>
+        </w:numPr>
+        <w:spacing w:after="60"/>
+      </w:pPr>
+      <w:r>
+        <w:rPr>
+          <w:b/>
+          <w:bCs/>
+        </w:rPr>
         <w:t>Audit trail</w:t>
       </w:r>
       <w:r>
-        <w:t xml:space="preserve"> — filterable by record, action, user and date.</w:t>
+        <w:t xml:space="preserve"> — filterable by record, action, user and date; exportable as CSV.</w:t>
       </w:r>
     </w:p>
     <w:p>
       <w:pPr>
         <w:pStyle w:val="Naslov2"/>
       </w:pPr>
-      <w:bookmarkStart w:id="20" w:name="_Toc241226480"/>
+      <w:bookmarkStart w:id="20" w:name="_Toc241233206"/>
       <w:r>
         <w:t>4.9 Audit trail</w:t>
       </w:r>
@@ -7225,7 +7443,15 @@
         <w:spacing w:after="120"/>
       </w:pPr>
       <w:r>
-        <w:t>Every creation, change, release, supersession, signature, verification, execution and notification is written to the audit trail with: user (name), action, record, time, state before and after, and client IP address. Audit entries cannot be edited or deleted through the tool.</w:t>
+        <w:t>Every creation, change, release, supersession, signature, verification, execution, notification, import, failed login and ERP read access is written to the audit trail with: user (name), action, record, time, state before and after, and client IP address.</w:t>
+      </w:r>
+    </w:p>
+    <w:p>
+      <w:pPr>
+        <w:spacing w:after="120"/>
+      </w:pPr>
+      <w:r>
+        <w:t>The audit trail is append-only and this is enforced by the database: the application connects with a restricted database role that may only read and insert audit entries, and a database trigger rejects any update or deletion. The restricted role is not the owner of the tables and therefore cannot disable the protection triggers of released records either.</w:t>
       </w:r>
     </w:p>
     <w:p>
@@ -7233,7 +7459,7 @@
         <w:pStyle w:val="Naslov1"/>
         <w:pageBreakBefore/>
       </w:pPr>
-      <w:bookmarkStart w:id="21" w:name="_Toc241226481"/>
+      <w:bookmarkStart w:id="21" w:name="_Toc241233207"/>
       <w:r>
         <w:t>5 Processes</w:t>
       </w:r>
@@ -7243,7 +7469,7 @@
       <w:pPr>
         <w:pStyle w:val="Naslov2"/>
       </w:pPr>
-      <w:bookmarkStart w:id="22" w:name="_Toc241226482"/>
+      <w:bookmarkStart w:id="22" w:name="_Toc241233208"/>
       <w:r>
         <w:t>5.1 Registering vehicle types, ECUs and RXSWINs</w:t>
       </w:r>
@@ -7530,7 +7756,7 @@
       <w:pPr>
         <w:pStyle w:val="Naslov2"/>
       </w:pPr>
-      <w:bookmarkStart w:id="23" w:name="_Toc241226483"/>
+      <w:bookmarkStart w:id="23" w:name="_Toc241233209"/>
       <w:r>
         <w:t>5.2 Releasing a software baseline</w:t>
       </w:r>
@@ -7834,7 +8060,7 @@
       <w:pPr>
         <w:pStyle w:val="Naslov2"/>
       </w:pPr>
-      <w:bookmarkStart w:id="24" w:name="_Toc241226484"/>
+      <w:bookmarkStart w:id="24" w:name="_Toc241233210"/>
       <w:r>
         <w:t>5.3 Software Update document</w:t>
       </w:r>
@@ -8177,7 +8403,7 @@
       <w:pPr>
         <w:pStyle w:val="Naslov2"/>
       </w:pPr>
-      <w:bookmarkStart w:id="25" w:name="_Toc241226485"/>
+      <w:bookmarkStart w:id="25" w:name="_Toc241233211"/>
       <w:r>
         <w:t>5.4 Execution of the update in the workshop</w:t>
       </w:r>
@@ -8479,7 +8705,7 @@
       <w:pPr>
         <w:pStyle w:val="Naslov2"/>
       </w:pPr>
-      <w:bookmarkStart w:id="26" w:name="_Toc241226486"/>
+      <w:bookmarkStart w:id="26" w:name="_Toc241233212"/>
       <w:r>
         <w:t>5.5 User notification</w:t>
       </w:r>
@@ -8516,7 +8742,7 @@
       <w:pPr>
         <w:pStyle w:val="Naslov2"/>
       </w:pPr>
-      <w:bookmarkStart w:id="27" w:name="_Toc241226487"/>
+      <w:bookmarkStart w:id="27" w:name="_Toc241233213"/>
       <w:r>
         <w:t>5.6 End-of-line configuration</w:t>
       </w:r>
@@ -8534,7 +8760,7 @@
       <w:pPr>
         <w:pStyle w:val="Naslov2"/>
       </w:pPr>
-      <w:bookmarkStart w:id="28" w:name="_Toc241226488"/>
+      <w:bookmarkStart w:id="28" w:name="_Toc241233214"/>
       <w:r>
         <w:t>5.7 Information for the Approval Authority and the Technical Service</w:t>
       </w:r>
@@ -8545,14 +8771,14 @@
         <w:spacing w:after="120"/>
       </w:pPr>
       <w:r>
-        <w:t>On request, the following information is provided directly from the tool: the RXSWIN register with all baselines (tool view and readme PDFs), the SU documents with target vehicles and results (Software Update report PDF), the Last Known Configuration of any VIN and the audit trail. Access for an assessor can be granted through a read-only account.</w:t>
+        <w:t>On request, the following information is provided directly from the tool: the RXSWIN register with all baselines (RXSWIN register PDF, readme PDFs), the SU documents with target vehicles and results (Software Update report PDF), the Last Known Configuration of every vehicle (CSV) or of a single VIN, and the audit trail (CSV). Access for an assessor can be granted through a read-only account.</w:t>
       </w:r>
     </w:p>
     <w:p>
       <w:pPr>
         <w:pStyle w:val="Naslov2"/>
       </w:pPr>
-      <w:bookmarkStart w:id="29" w:name="_Toc241226489"/>
+      <w:bookmarkStart w:id="29" w:name="_Toc241233215"/>
       <w:r>
         <w:t>5.8 Access management, integrity and backup</w:t>
       </w:r>
@@ -8568,7 +8794,7 @@
         <w:spacing w:after="60"/>
       </w:pPr>
       <w:r>
-        <w:t>Personal user accounts with role-based permissions (3.2); accounts are deactivated, not deleted, when a person leaves.</w:t>
+        <w:t>Personal user accounts with role-based permissions (3.2); accounts are deactivated, not deleted, when a person leaves. Passwords of at least 12 characters; users change their own password, administrators can reset it to a one-time random password.</w:t>
       </w:r>
     </w:p>
     <w:p>
@@ -8581,7 +8807,7 @@
         <w:spacing w:after="60"/>
       </w:pPr>
       <w:r>
-        <w:t>Login protection: limited number of failed login attempts; HTTPS only; server firewall allows only HTTPS and SSH (key-based).</w:t>
+        <w:t>Deactivation, role changes and password changes take effect immediately: every request is checked against the user record; access tokens are valid for 15 minutes; the long-lived session token is held in an HttpOnly cookie that scripts cannot read.</w:t>
       </w:r>
     </w:p>
     <w:p>
@@ -8594,7 +8820,7 @@
         <w:spacing w:after="60"/>
       </w:pPr>
       <w:r>
-        <w:t>Released records are protected against modification by database triggers; the audit trail records every change.</w:t>
+        <w:t>Login protection: limited number of failed login attempts; failed logins are recorded in the audit trail; HTTPS only; server firewall allows only HTTPS and SSH (key-based).</w:t>
       </w:r>
     </w:p>
     <w:p>
@@ -8607,18 +8833,7 @@
         <w:spacing w:after="60"/>
       </w:pPr>
       <w:r>
-        <w:t xml:space="preserve">Database backup: automatic daily dump at 03:30, kept for 14 days on the server. Off-site copy, retention period for production and periodic restore test </w:t>
-      </w:r>
-      <w:r>
-        <w:rPr>
-          <w:b/>
-          <w:bCs/>
-          <w:highlight w:val="yellow"/>
-        </w:rPr>
-        <w:t>[TO BE CONFIRMED]</w:t>
-      </w:r>
-      <w:r>
-        <w:t>.</w:t>
+        <w:t>Released records and the audit trail are protected against modification by database triggers; the application uses a restricted database role that cannot disable them.</w:t>
       </w:r>
     </w:p>
     <w:p>
@@ -8631,7 +8846,102 @@
         <w:spacing w:after="60"/>
       </w:pPr>
       <w:r>
+        <w:t>Links to external systems (Egnyte, ERP) accept only http(s) addresses; CSV exports are protected against spreadsheet formula injection.</w:t>
+      </w:r>
+    </w:p>
+    <w:p>
+      <w:pPr>
+        <w:pStyle w:val="Odstavekseznama"/>
+        <w:numPr>
+          <w:ilvl w:val="0"/>
+          <w:numId w:val="2"/>
+        </w:numPr>
+        <w:spacing w:after="60"/>
+      </w:pPr>
+      <w:r>
+        <w:t xml:space="preserve">Database backup: automatic daily dump at 03:30, verified before it replaces the previous copy, kept for 14 days on the server. Off-site copy, retention period for production and periodic restore test </w:t>
+      </w:r>
+      <w:r>
+        <w:rPr>
+          <w:b/>
+          <w:bCs/>
+          <w:highlight w:val="yellow"/>
+        </w:rPr>
+        <w:t>[TO BE CONFIRMED]</w:t>
+      </w:r>
+      <w:r>
+        <w:t>.</w:t>
+      </w:r>
+    </w:p>
+    <w:p>
+      <w:pPr>
+        <w:pStyle w:val="Odstavekseznama"/>
+        <w:numPr>
+          <w:ilvl w:val="0"/>
+          <w:numId w:val="2"/>
+        </w:numPr>
+        <w:spacing w:after="60"/>
+      </w:pPr>
+      <w:r>
         <w:t>ERP read access uses a dedicated API key stored only on the server.</w:t>
+      </w:r>
+    </w:p>
+    <w:p>
+      <w:pPr>
+        <w:pStyle w:val="Naslov2"/>
+      </w:pPr>
+      <w:bookmarkStart w:id="30" w:name="_Toc241233216"/>
+      <w:r>
+        <w:t>5.9 Migration and bulk import</w:t>
+      </w:r>
+      <w:bookmarkEnd w:id="30"/>
+    </w:p>
+    <w:p>
+      <w:pPr>
+        <w:spacing w:after="120"/>
+      </w:pPr>
+      <w:r>
+        <w:t>Existing records can be imported from CSV files (e.g. an ERP export of VINs or a Helix export of baseline data). Every import shows a preview first; nothing is saved until the user confirms it, and the import is only possible when every row is valid (all-or-nothing). Each import is recorded in the audit trail with the imported content.</w:t>
+      </w:r>
+    </w:p>
+    <w:p>
+      <w:pPr>
+        <w:pStyle w:val="Odstavekseznama"/>
+        <w:numPr>
+          <w:ilvl w:val="0"/>
+          <w:numId w:val="2"/>
+        </w:numPr>
+        <w:spacing w:after="60"/>
+      </w:pPr>
+      <w:r>
+        <w:rPr>
+          <w:b/>
+          <w:bCs/>
+        </w:rPr>
+        <w:t>Vehicles:</w:t>
+      </w:r>
+      <w:r>
+        <w:t xml:space="preserve"> VIN, name and year per vehicle type. VINs already registered are skipped.</w:t>
+      </w:r>
+    </w:p>
+    <w:p>
+      <w:pPr>
+        <w:pStyle w:val="Odstavekseznama"/>
+        <w:numPr>
+          <w:ilvl w:val="0"/>
+          <w:numId w:val="2"/>
+        </w:numPr>
+        <w:spacing w:after="60"/>
+      </w:pPr>
+      <w:r>
+        <w:rPr>
+          <w:b/>
+          <w:bCs/>
+        </w:rPr>
+        <w:t>Baseline items:</w:t>
+      </w:r>
+      <w:r>
+        <w:t xml:space="preserve"> one row per ECU (name or eVersum part number) with software version, files, SHA-256 checksums, compatible hardware, Egnyte link and change log — only into a draft baseline, which is then reviewed and released as described in 5.2.</w:t>
       </w:r>
     </w:p>
     <w:p>
@@ -8639,11 +8949,11 @@
         <w:pStyle w:val="Naslov1"/>
         <w:pageBreakBefore/>
       </w:pPr>
-      <w:bookmarkStart w:id="30" w:name="_Toc241226490"/>
+      <w:bookmarkStart w:id="31" w:name="_Toc241233217"/>
       <w:r>
         <w:t>6 Compliance mapping to UN R156 §7.1</w:t>
       </w:r>
-      <w:bookmarkEnd w:id="30"/>
+      <w:bookmarkEnd w:id="31"/>
     </w:p>
     <w:p>
       <w:pPr>
@@ -10120,7 +10430,7 @@
                 <w:sz w:val="18"/>
                 <w:szCs w:val="18"/>
               </w:rPr>
-              <w:t>RXSWIN register, SU documents and target vehicles are exported directly from the tool (PDF, views).</w:t>
+              <w:t>RXSWIN register (PDF), SU documents with target vehicles (PDF), vehicle configurations and audit trail (CSV) are exported directly from the tool.</w:t>
             </w:r>
           </w:p>
         </w:tc>
@@ -11487,11 +11797,11 @@
         <w:pStyle w:val="Naslov1"/>
         <w:pageBreakBefore/>
       </w:pPr>
-      <w:bookmarkStart w:id="31" w:name="_Toc241226491"/>
+      <w:bookmarkStart w:id="32" w:name="_Toc241233218"/>
       <w:r>
         <w:t>7 Open points</w:t>
       </w:r>
-      <w:bookmarkEnd w:id="31"/>
+      <w:bookmarkEnd w:id="32"/>
     </w:p>
     <w:p>
       <w:pPr>
@@ -12825,7 +13135,7 @@
         <w:sz w:val="16"/>
         <w:szCs w:val="16"/>
       </w:rPr>
-      <w:t>eVersum SUMS Handbook — v0.1 (draft)</w:t>
+      <w:t>eVersum SUMS Handbook — v0.2 (draft)</w:t>
     </w:r>
   </w:p>
 </w:hdr>
@@ -12834,172 +13144,10 @@
 <file path=word/numbering.xml><?xml version="1.0" encoding="utf-8"?>
 <w:numbering xmlns:wpc="http://schemas.microsoft.com/office/word/2010/wordprocessingCanvas" xmlns:cx="http://schemas.microsoft.com/office/drawing/2014/chartex" xmlns:cx1="http://schemas.microsoft.com/office/drawing/2015/9/8/chartex" xmlns:cx2="http://schemas.microsoft.com/office/drawing/2015/10/21/chartex" xmlns:cx3="http://schemas.microsoft.com/office/drawing/2016/5/9/chartex" xmlns:cx4="http://schemas.microsoft.com/office/drawing/2016/5/10/chartex" xmlns:cx5="http://schemas.microsoft.com/office/drawing/2016/5/11/chartex" xmlns:cx6="http://schemas.microsoft.com/office/drawing/2016/5/12/chartex" xmlns:cx7="http://schemas.microsoft.com/office/drawing/2016/5/13/chartex" xmlns:cx8="http://schemas.microsoft.com/office/drawing/2016/5/14/chartex" xmlns:mc="http://schemas.openxmlformats.org/markup-compatibility/2006" xmlns:aink="http://schemas.microsoft.com/office/drawing/2016/ink" xmlns:am3d="http://schemas.microsoft.com/office/drawing/2017/model3d" xmlns:o="urn:schemas-microsoft-com:office:office" xmlns:oel="http://schemas.microsoft.com/office/2019/extlst" xmlns:r="http://schemas.openxmlformats.org/officeDocument/2006/relationships" xmlns:m="http://schemas.openxmlformats.org/officeDocument/2006/math" xmlns:v="urn:schemas-microsoft-com:vml" xmlns:wp14="http://schemas.microsoft.com/office/word/2010/wordprocessingDrawing" xmlns:wp="http://schemas.openxmlformats.org/drawingml/2006/wordprocessingDrawing" xmlns:w10="urn:schemas-microsoft-com:office:word" xmlns:w="http://schemas.openxmlformats.org/wordprocessingml/2006/main" xmlns:w14="http://schemas.microsoft.com/office/word/2010/wordml" xmlns:w15="http://schemas.microsoft.com/office/word/2012/wordml" xmlns:w16cex="http://schemas.microsoft.com/office/word/2018/wordml/cex" xmlns:w16cid="http://schemas.microsoft.com/office/word/2016/wordml/cid" xmlns:w16="http://schemas.microsoft.com/office/word/2018/wordml" xmlns:w16du="http://schemas.microsoft.com/office/word/2023/wordml/word16du" xmlns:w16sdtdh="http://schemas.microsoft.com/office/word/2020/wordml/sdtdatahash" xmlns:w16sdtfl="http://schemas.microsoft.com/office/word/2024/wordml/sdtformatlock" xmlns:w16se="http://schemas.microsoft.com/office/word/2015/wordml/symex" xmlns:wpg="http://schemas.microsoft.com/office/word/2010/wordprocessingGroup" xmlns:wpi="http://schemas.microsoft.com/office/word/2010/wordprocessingInk" xmlns:wne="http://schemas.microsoft.com/office/word/2006/wordml" xmlns:wps="http://schemas.microsoft.com/office/word/2010/wordprocessingShape" mc:Ignorable="w14 w15 w16se w16cid w16 w16cex w16sdtdh w16sdtfl w16du wp14">
   <w:abstractNum w:abstractNumId="0" w15:restartNumberingAfterBreak="0">
-    <w:nsid w:val="18C33096"/>
+    <w:nsid w:val="165F671A"/>
     <w:multiLevelType w:val="hybridMultilevel"/>
-    <w:tmpl w:val="3BF809BE"/>
-    <w:lvl w:ilvl="0" w:tplc="238AE322">
-      <w:start w:val="1"/>
-      <w:numFmt w:val="decimal"/>
-      <w:lvlText w:val="%1."/>
-      <w:lvlJc w:val="left"/>
-      <w:pPr>
-        <w:ind w:left="540" w:hanging="300"/>
-      </w:pPr>
-    </w:lvl>
-    <w:lvl w:ilvl="1" w:tplc="3CBC48D6">
-      <w:numFmt w:val="decimal"/>
-      <w:lvlText w:val=""/>
-      <w:lvlJc w:val="left"/>
-    </w:lvl>
-    <w:lvl w:ilvl="2" w:tplc="B4A0D164">
-      <w:numFmt w:val="decimal"/>
-      <w:lvlText w:val=""/>
-      <w:lvlJc w:val="left"/>
-    </w:lvl>
-    <w:lvl w:ilvl="3" w:tplc="A1C6B470">
-      <w:numFmt w:val="decimal"/>
-      <w:lvlText w:val=""/>
-      <w:lvlJc w:val="left"/>
-    </w:lvl>
-    <w:lvl w:ilvl="4" w:tplc="B428F4CE">
-      <w:numFmt w:val="decimal"/>
-      <w:lvlText w:val=""/>
-      <w:lvlJc w:val="left"/>
-    </w:lvl>
-    <w:lvl w:ilvl="5" w:tplc="4C780754">
-      <w:numFmt w:val="decimal"/>
-      <w:lvlText w:val=""/>
-      <w:lvlJc w:val="left"/>
-    </w:lvl>
-    <w:lvl w:ilvl="6" w:tplc="A4024E98">
-      <w:numFmt w:val="decimal"/>
-      <w:lvlText w:val=""/>
-      <w:lvlJc w:val="left"/>
-    </w:lvl>
-    <w:lvl w:ilvl="7" w:tplc="891A537E">
-      <w:numFmt w:val="decimal"/>
-      <w:lvlText w:val=""/>
-      <w:lvlJc w:val="left"/>
-    </w:lvl>
-    <w:lvl w:ilvl="8" w:tplc="971EE136">
-      <w:numFmt w:val="decimal"/>
-      <w:lvlText w:val=""/>
-      <w:lvlJc w:val="left"/>
-    </w:lvl>
-  </w:abstractNum>
-  <w:abstractNum w:abstractNumId="1" w15:restartNumberingAfterBreak="0">
-    <w:nsid w:val="257073A5"/>
-    <w:multiLevelType w:val="hybridMultilevel"/>
-    <w:tmpl w:val="A220243C"/>
-    <w:lvl w:ilvl="0" w:tplc="5EAEC698">
-      <w:start w:val="1"/>
-      <w:numFmt w:val="bullet"/>
-      <w:lvlText w:val="•"/>
-      <w:lvlJc w:val="left"/>
-      <w:pPr>
-        <w:ind w:left="540" w:hanging="300"/>
-      </w:pPr>
-    </w:lvl>
-    <w:lvl w:ilvl="1" w:tplc="4CE8B112">
-      <w:numFmt w:val="decimal"/>
-      <w:lvlText w:val=""/>
-      <w:lvlJc w:val="left"/>
-    </w:lvl>
-    <w:lvl w:ilvl="2" w:tplc="80D04EBC">
-      <w:numFmt w:val="decimal"/>
-      <w:lvlText w:val=""/>
-      <w:lvlJc w:val="left"/>
-    </w:lvl>
-    <w:lvl w:ilvl="3" w:tplc="F27C49A2">
-      <w:numFmt w:val="decimal"/>
-      <w:lvlText w:val=""/>
-      <w:lvlJc w:val="left"/>
-    </w:lvl>
-    <w:lvl w:ilvl="4" w:tplc="1E8666BE">
-      <w:numFmt w:val="decimal"/>
-      <w:lvlText w:val=""/>
-      <w:lvlJc w:val="left"/>
-    </w:lvl>
-    <w:lvl w:ilvl="5" w:tplc="04C8D6A2">
-      <w:numFmt w:val="decimal"/>
-      <w:lvlText w:val=""/>
-      <w:lvlJc w:val="left"/>
-    </w:lvl>
-    <w:lvl w:ilvl="6" w:tplc="7D721EA0">
-      <w:numFmt w:val="decimal"/>
-      <w:lvlText w:val=""/>
-      <w:lvlJc w:val="left"/>
-    </w:lvl>
-    <w:lvl w:ilvl="7" w:tplc="3294C7E8">
-      <w:numFmt w:val="decimal"/>
-      <w:lvlText w:val=""/>
-      <w:lvlJc w:val="left"/>
-    </w:lvl>
-    <w:lvl w:ilvl="8" w:tplc="BBEAAB44">
-      <w:numFmt w:val="decimal"/>
-      <w:lvlText w:val=""/>
-      <w:lvlJc w:val="left"/>
-    </w:lvl>
-  </w:abstractNum>
-  <w:abstractNum w:abstractNumId="2" w15:restartNumberingAfterBreak="0">
-    <w:nsid w:val="2EB167BC"/>
-    <w:multiLevelType w:val="hybridMultilevel"/>
-    <w:tmpl w:val="E0E4206A"/>
-    <w:lvl w:ilvl="0" w:tplc="C75CA402">
-      <w:start w:val="1"/>
-      <w:numFmt w:val="decimal"/>
-      <w:lvlText w:val="%1."/>
-      <w:lvlJc w:val="left"/>
-      <w:pPr>
-        <w:ind w:left="540" w:hanging="300"/>
-      </w:pPr>
-    </w:lvl>
-    <w:lvl w:ilvl="1" w:tplc="83D0311C">
-      <w:numFmt w:val="decimal"/>
-      <w:lvlText w:val=""/>
-      <w:lvlJc w:val="left"/>
-    </w:lvl>
-    <w:lvl w:ilvl="2" w:tplc="7ECCB5EC">
-      <w:numFmt w:val="decimal"/>
-      <w:lvlText w:val=""/>
-      <w:lvlJc w:val="left"/>
-    </w:lvl>
-    <w:lvl w:ilvl="3" w:tplc="BE82341A">
-      <w:numFmt w:val="decimal"/>
-      <w:lvlText w:val=""/>
-      <w:lvlJc w:val="left"/>
-    </w:lvl>
-    <w:lvl w:ilvl="4" w:tplc="3892AF1A">
-      <w:numFmt w:val="decimal"/>
-      <w:lvlText w:val=""/>
-      <w:lvlJc w:val="left"/>
-    </w:lvl>
-    <w:lvl w:ilvl="5" w:tplc="2BEAF4FC">
-      <w:numFmt w:val="decimal"/>
-      <w:lvlText w:val=""/>
-      <w:lvlJc w:val="left"/>
-    </w:lvl>
-    <w:lvl w:ilvl="6" w:tplc="0F4AF0CC">
-      <w:numFmt w:val="decimal"/>
-      <w:lvlText w:val=""/>
-      <w:lvlJc w:val="left"/>
-    </w:lvl>
-    <w:lvl w:ilvl="7" w:tplc="53487774">
-      <w:numFmt w:val="decimal"/>
-      <w:lvlText w:val=""/>
-      <w:lvlJc w:val="left"/>
-    </w:lvl>
-    <w:lvl w:ilvl="8" w:tplc="207EE0C4">
-      <w:numFmt w:val="decimal"/>
-      <w:lvlText w:val=""/>
-      <w:lvlJc w:val="left"/>
-    </w:lvl>
-  </w:abstractNum>
-  <w:abstractNum w:abstractNumId="3" w15:restartNumberingAfterBreak="0">
-    <w:nsid w:val="35C809A5"/>
-    <w:multiLevelType w:val="hybridMultilevel"/>
-    <w:tmpl w:val="30CC7E36"/>
-    <w:lvl w:ilvl="0" w:tplc="80269848">
+    <w:tmpl w:val="06F0A21C"/>
+    <w:lvl w:ilvl="0" w:tplc="773C9716">
       <w:start w:val="1"/>
       <w:numFmt w:val="bullet"/>
       <w:lvlText w:val="●"/>
@@ -13008,7 +13156,7 @@
         <w:ind w:left="720" w:hanging="360"/>
       </w:pPr>
     </w:lvl>
-    <w:lvl w:ilvl="1" w:tplc="80082354">
+    <w:lvl w:ilvl="1" w:tplc="AE86E186">
       <w:start w:val="1"/>
       <w:numFmt w:val="bullet"/>
       <w:lvlText w:val="○"/>
@@ -13017,7 +13165,7 @@
         <w:ind w:left="1440" w:hanging="360"/>
       </w:pPr>
     </w:lvl>
-    <w:lvl w:ilvl="2" w:tplc="C36EFBEC">
+    <w:lvl w:ilvl="2" w:tplc="55725BC0">
       <w:start w:val="1"/>
       <w:numFmt w:val="bullet"/>
       <w:lvlText w:val="■"/>
@@ -13026,7 +13174,7 @@
         <w:ind w:left="2160" w:hanging="360"/>
       </w:pPr>
     </w:lvl>
-    <w:lvl w:ilvl="3" w:tplc="172A167C">
+    <w:lvl w:ilvl="3" w:tplc="48AC3FC8">
       <w:start w:val="1"/>
       <w:numFmt w:val="bullet"/>
       <w:lvlText w:val="●"/>
@@ -13035,7 +13183,7 @@
         <w:ind w:left="2880" w:hanging="360"/>
       </w:pPr>
     </w:lvl>
-    <w:lvl w:ilvl="4" w:tplc="FBF0C12C">
+    <w:lvl w:ilvl="4" w:tplc="2AB27A14">
       <w:start w:val="1"/>
       <w:numFmt w:val="bullet"/>
       <w:lvlText w:val="○"/>
@@ -13044,7 +13192,7 @@
         <w:ind w:left="3600" w:hanging="360"/>
       </w:pPr>
     </w:lvl>
-    <w:lvl w:ilvl="5" w:tplc="5FE8DA06">
+    <w:lvl w:ilvl="5" w:tplc="E2C67D80">
       <w:start w:val="1"/>
       <w:numFmt w:val="bullet"/>
       <w:lvlText w:val="■"/>
@@ -13053,7 +13201,7 @@
         <w:ind w:left="4320" w:hanging="360"/>
       </w:pPr>
     </w:lvl>
-    <w:lvl w:ilvl="6" w:tplc="ABF08802">
+    <w:lvl w:ilvl="6" w:tplc="28222D4E">
       <w:start w:val="1"/>
       <w:numFmt w:val="bullet"/>
       <w:lvlText w:val="●"/>
@@ -13062,7 +13210,7 @@
         <w:ind w:left="5040" w:hanging="360"/>
       </w:pPr>
     </w:lvl>
-    <w:lvl w:ilvl="7" w:tplc="4DA059B8">
+    <w:lvl w:ilvl="7" w:tplc="91EEC67E">
       <w:start w:val="1"/>
       <w:numFmt w:val="bullet"/>
       <w:lvlText w:val="●"/>
@@ -13071,7 +13219,7 @@
         <w:ind w:left="5760" w:hanging="360"/>
       </w:pPr>
     </w:lvl>
-    <w:lvl w:ilvl="8" w:tplc="679A1154">
+    <w:lvl w:ilvl="8" w:tplc="7C986864">
       <w:start w:val="1"/>
       <w:numFmt w:val="bullet"/>
       <w:lvlText w:val="●"/>
@@ -13081,11 +13229,11 @@
       </w:pPr>
     </w:lvl>
   </w:abstractNum>
-  <w:abstractNum w:abstractNumId="4" w15:restartNumberingAfterBreak="0">
-    <w:nsid w:val="45E80F66"/>
+  <w:abstractNum w:abstractNumId="1" w15:restartNumberingAfterBreak="0">
+    <w:nsid w:val="334C388F"/>
     <w:multiLevelType w:val="hybridMultilevel"/>
-    <w:tmpl w:val="FDA8AADE"/>
-    <w:lvl w:ilvl="0" w:tplc="733E91E4">
+    <w:tmpl w:val="02D6067A"/>
+    <w:lvl w:ilvl="0" w:tplc="BD90C6CC">
       <w:start w:val="1"/>
       <w:numFmt w:val="decimal"/>
       <w:lvlText w:val="%1."/>
@@ -13094,52 +13242,52 @@
         <w:ind w:left="540" w:hanging="300"/>
       </w:pPr>
     </w:lvl>
-    <w:lvl w:ilvl="1" w:tplc="3DDEBE70">
+    <w:lvl w:ilvl="1" w:tplc="2550EA38">
       <w:numFmt w:val="decimal"/>
       <w:lvlText w:val=""/>
       <w:lvlJc w:val="left"/>
     </w:lvl>
-    <w:lvl w:ilvl="2" w:tplc="7C181880">
+    <w:lvl w:ilvl="2" w:tplc="253014E4">
       <w:numFmt w:val="decimal"/>
       <w:lvlText w:val=""/>
       <w:lvlJc w:val="left"/>
     </w:lvl>
-    <w:lvl w:ilvl="3" w:tplc="46DCC688">
+    <w:lvl w:ilvl="3" w:tplc="F4423242">
       <w:numFmt w:val="decimal"/>
       <w:lvlText w:val=""/>
       <w:lvlJc w:val="left"/>
     </w:lvl>
-    <w:lvl w:ilvl="4" w:tplc="F86A9174">
+    <w:lvl w:ilvl="4" w:tplc="86A83E52">
       <w:numFmt w:val="decimal"/>
       <w:lvlText w:val=""/>
       <w:lvlJc w:val="left"/>
     </w:lvl>
-    <w:lvl w:ilvl="5" w:tplc="91968A52">
+    <w:lvl w:ilvl="5" w:tplc="4C06F210">
       <w:numFmt w:val="decimal"/>
       <w:lvlText w:val=""/>
       <w:lvlJc w:val="left"/>
     </w:lvl>
-    <w:lvl w:ilvl="6" w:tplc="FC701AD6">
+    <w:lvl w:ilvl="6" w:tplc="D6B2EA5A">
       <w:numFmt w:val="decimal"/>
       <w:lvlText w:val=""/>
       <w:lvlJc w:val="left"/>
     </w:lvl>
-    <w:lvl w:ilvl="7" w:tplc="FA066C46">
+    <w:lvl w:ilvl="7" w:tplc="FB14BB38">
       <w:numFmt w:val="decimal"/>
       <w:lvlText w:val=""/>
       <w:lvlJc w:val="left"/>
     </w:lvl>
-    <w:lvl w:ilvl="8" w:tplc="4DAACEC8">
+    <w:lvl w:ilvl="8" w:tplc="F16C6FB2">
       <w:numFmt w:val="decimal"/>
       <w:lvlText w:val=""/>
       <w:lvlJc w:val="left"/>
     </w:lvl>
   </w:abstractNum>
-  <w:abstractNum w:abstractNumId="5" w15:restartNumberingAfterBreak="0">
-    <w:nsid w:val="5FFF7A53"/>
+  <w:abstractNum w:abstractNumId="2" w15:restartNumberingAfterBreak="0">
+    <w:nsid w:val="340A11D0"/>
     <w:multiLevelType w:val="hybridMultilevel"/>
-    <w:tmpl w:val="14D8FE0A"/>
-    <w:lvl w:ilvl="0" w:tplc="7A302488">
+    <w:tmpl w:val="13EEE6DE"/>
+    <w:lvl w:ilvl="0" w:tplc="73422666">
       <w:start w:val="1"/>
       <w:numFmt w:val="decimal"/>
       <w:lvlText w:val="%1."/>
@@ -13148,52 +13296,106 @@
         <w:ind w:left="540" w:hanging="300"/>
       </w:pPr>
     </w:lvl>
-    <w:lvl w:ilvl="1" w:tplc="C7FE01DA">
+    <w:lvl w:ilvl="1" w:tplc="94D4F832">
       <w:numFmt w:val="decimal"/>
       <w:lvlText w:val=""/>
       <w:lvlJc w:val="left"/>
     </w:lvl>
-    <w:lvl w:ilvl="2" w:tplc="7632DB32">
+    <w:lvl w:ilvl="2" w:tplc="263C38EA">
       <w:numFmt w:val="decimal"/>
       <w:lvlText w:val=""/>
       <w:lvlJc w:val="left"/>
     </w:lvl>
-    <w:lvl w:ilvl="3" w:tplc="D13CAACE">
+    <w:lvl w:ilvl="3" w:tplc="D3E69EC8">
       <w:numFmt w:val="decimal"/>
       <w:lvlText w:val=""/>
       <w:lvlJc w:val="left"/>
     </w:lvl>
-    <w:lvl w:ilvl="4" w:tplc="0E7AC1FE">
+    <w:lvl w:ilvl="4" w:tplc="E300155E">
       <w:numFmt w:val="decimal"/>
       <w:lvlText w:val=""/>
       <w:lvlJc w:val="left"/>
     </w:lvl>
-    <w:lvl w:ilvl="5" w:tplc="DF08D39A">
+    <w:lvl w:ilvl="5" w:tplc="2A903A78">
       <w:numFmt w:val="decimal"/>
       <w:lvlText w:val=""/>
       <w:lvlJc w:val="left"/>
     </w:lvl>
-    <w:lvl w:ilvl="6" w:tplc="45B48E08">
+    <w:lvl w:ilvl="6" w:tplc="8DC40DEA">
       <w:numFmt w:val="decimal"/>
       <w:lvlText w:val=""/>
       <w:lvlJc w:val="left"/>
     </w:lvl>
-    <w:lvl w:ilvl="7" w:tplc="70CCABF4">
+    <w:lvl w:ilvl="7" w:tplc="3B349E60">
       <w:numFmt w:val="decimal"/>
       <w:lvlText w:val=""/>
       <w:lvlJc w:val="left"/>
     </w:lvl>
-    <w:lvl w:ilvl="8" w:tplc="5EBA61F8">
+    <w:lvl w:ilvl="8" w:tplc="302429B0">
       <w:numFmt w:val="decimal"/>
       <w:lvlText w:val=""/>
       <w:lvlJc w:val="left"/>
     </w:lvl>
   </w:abstractNum>
-  <w:abstractNum w:abstractNumId="6" w15:restartNumberingAfterBreak="0">
-    <w:nsid w:val="6C16669C"/>
+  <w:abstractNum w:abstractNumId="3" w15:restartNumberingAfterBreak="0">
+    <w:nsid w:val="39BC282F"/>
     <w:multiLevelType w:val="hybridMultilevel"/>
-    <w:tmpl w:val="9C5E4DF6"/>
-    <w:lvl w:ilvl="0" w:tplc="50CE62C4">
+    <w:tmpl w:val="B4DE4838"/>
+    <w:lvl w:ilvl="0" w:tplc="244868A8">
+      <w:start w:val="1"/>
+      <w:numFmt w:val="bullet"/>
+      <w:lvlText w:val="•"/>
+      <w:lvlJc w:val="left"/>
+      <w:pPr>
+        <w:ind w:left="540" w:hanging="300"/>
+      </w:pPr>
+    </w:lvl>
+    <w:lvl w:ilvl="1" w:tplc="6A6ACB76">
+      <w:numFmt w:val="decimal"/>
+      <w:lvlText w:val=""/>
+      <w:lvlJc w:val="left"/>
+    </w:lvl>
+    <w:lvl w:ilvl="2" w:tplc="135879D8">
+      <w:numFmt w:val="decimal"/>
+      <w:lvlText w:val=""/>
+      <w:lvlJc w:val="left"/>
+    </w:lvl>
+    <w:lvl w:ilvl="3" w:tplc="DB607244">
+      <w:numFmt w:val="decimal"/>
+      <w:lvlText w:val=""/>
+      <w:lvlJc w:val="left"/>
+    </w:lvl>
+    <w:lvl w:ilvl="4" w:tplc="20F26298">
+      <w:numFmt w:val="decimal"/>
+      <w:lvlText w:val=""/>
+      <w:lvlJc w:val="left"/>
+    </w:lvl>
+    <w:lvl w:ilvl="5" w:tplc="F4EC8EF6">
+      <w:numFmt w:val="decimal"/>
+      <w:lvlText w:val=""/>
+      <w:lvlJc w:val="left"/>
+    </w:lvl>
+    <w:lvl w:ilvl="6" w:tplc="E33CEF10">
+      <w:numFmt w:val="decimal"/>
+      <w:lvlText w:val=""/>
+      <w:lvlJc w:val="left"/>
+    </w:lvl>
+    <w:lvl w:ilvl="7" w:tplc="C100A628">
+      <w:numFmt w:val="decimal"/>
+      <w:lvlText w:val=""/>
+      <w:lvlJc w:val="left"/>
+    </w:lvl>
+    <w:lvl w:ilvl="8" w:tplc="DF9ABD72">
+      <w:numFmt w:val="decimal"/>
+      <w:lvlText w:val=""/>
+      <w:lvlJc w:val="left"/>
+    </w:lvl>
+  </w:abstractNum>
+  <w:abstractNum w:abstractNumId="4" w15:restartNumberingAfterBreak="0">
+    <w:nsid w:val="455464DF"/>
+    <w:multiLevelType w:val="hybridMultilevel"/>
+    <w:tmpl w:val="2AE85924"/>
+    <w:lvl w:ilvl="0" w:tplc="4AF06068">
       <w:start w:val="1"/>
       <w:numFmt w:val="decimal"/>
       <w:lvlText w:val="%1."/>
@@ -13202,85 +13404,193 @@
         <w:ind w:left="540" w:hanging="300"/>
       </w:pPr>
     </w:lvl>
-    <w:lvl w:ilvl="1" w:tplc="644E9BC2">
+    <w:lvl w:ilvl="1" w:tplc="F0F47736">
       <w:numFmt w:val="decimal"/>
       <w:lvlText w:val=""/>
       <w:lvlJc w:val="left"/>
     </w:lvl>
-    <w:lvl w:ilvl="2" w:tplc="D2BE7A40">
+    <w:lvl w:ilvl="2" w:tplc="D176252A">
       <w:numFmt w:val="decimal"/>
       <w:lvlText w:val=""/>
       <w:lvlJc w:val="left"/>
     </w:lvl>
-    <w:lvl w:ilvl="3" w:tplc="6BBA1C80">
+    <w:lvl w:ilvl="3" w:tplc="18A26EB2">
       <w:numFmt w:val="decimal"/>
       <w:lvlText w:val=""/>
       <w:lvlJc w:val="left"/>
     </w:lvl>
-    <w:lvl w:ilvl="4" w:tplc="AE42BF0C">
+    <w:lvl w:ilvl="4" w:tplc="1ECAB46C">
       <w:numFmt w:val="decimal"/>
       <w:lvlText w:val=""/>
       <w:lvlJc w:val="left"/>
     </w:lvl>
-    <w:lvl w:ilvl="5" w:tplc="B1466008">
+    <w:lvl w:ilvl="5" w:tplc="47FE6F24">
       <w:numFmt w:val="decimal"/>
       <w:lvlText w:val=""/>
       <w:lvlJc w:val="left"/>
     </w:lvl>
-    <w:lvl w:ilvl="6" w:tplc="8E8275F0">
+    <w:lvl w:ilvl="6" w:tplc="5AEA5106">
       <w:numFmt w:val="decimal"/>
       <w:lvlText w:val=""/>
       <w:lvlJc w:val="left"/>
     </w:lvl>
-    <w:lvl w:ilvl="7" w:tplc="169E22EE">
+    <w:lvl w:ilvl="7" w:tplc="C1764314">
       <w:numFmt w:val="decimal"/>
       <w:lvlText w:val=""/>
       <w:lvlJc w:val="left"/>
     </w:lvl>
-    <w:lvl w:ilvl="8" w:tplc="49DE3420">
+    <w:lvl w:ilvl="8" w:tplc="C71C3754">
       <w:numFmt w:val="decimal"/>
       <w:lvlText w:val=""/>
       <w:lvlJc w:val="left"/>
     </w:lvl>
   </w:abstractNum>
-  <w:num w:numId="1" w16cid:durableId="929191834">
+  <w:abstractNum w:abstractNumId="5" w15:restartNumberingAfterBreak="0">
+    <w:nsid w:val="5629231F"/>
+    <w:multiLevelType w:val="hybridMultilevel"/>
+    <w:tmpl w:val="0D1EBB0E"/>
+    <w:lvl w:ilvl="0" w:tplc="7D12916C">
+      <w:start w:val="1"/>
+      <w:numFmt w:val="decimal"/>
+      <w:lvlText w:val="%1."/>
+      <w:lvlJc w:val="left"/>
+      <w:pPr>
+        <w:ind w:left="540" w:hanging="300"/>
+      </w:pPr>
+    </w:lvl>
+    <w:lvl w:ilvl="1" w:tplc="56BE33F4">
+      <w:numFmt w:val="decimal"/>
+      <w:lvlText w:val=""/>
+      <w:lvlJc w:val="left"/>
+    </w:lvl>
+    <w:lvl w:ilvl="2" w:tplc="5D6EC8A6">
+      <w:numFmt w:val="decimal"/>
+      <w:lvlText w:val=""/>
+      <w:lvlJc w:val="left"/>
+    </w:lvl>
+    <w:lvl w:ilvl="3" w:tplc="FD38070A">
+      <w:numFmt w:val="decimal"/>
+      <w:lvlText w:val=""/>
+      <w:lvlJc w:val="left"/>
+    </w:lvl>
+    <w:lvl w:ilvl="4" w:tplc="4C42F486">
+      <w:numFmt w:val="decimal"/>
+      <w:lvlText w:val=""/>
+      <w:lvlJc w:val="left"/>
+    </w:lvl>
+    <w:lvl w:ilvl="5" w:tplc="577EFFB8">
+      <w:numFmt w:val="decimal"/>
+      <w:lvlText w:val=""/>
+      <w:lvlJc w:val="left"/>
+    </w:lvl>
+    <w:lvl w:ilvl="6" w:tplc="C1CE81D4">
+      <w:numFmt w:val="decimal"/>
+      <w:lvlText w:val=""/>
+      <w:lvlJc w:val="left"/>
+    </w:lvl>
+    <w:lvl w:ilvl="7" w:tplc="24FE9BFE">
+      <w:numFmt w:val="decimal"/>
+      <w:lvlText w:val=""/>
+      <w:lvlJc w:val="left"/>
+    </w:lvl>
+    <w:lvl w:ilvl="8" w:tplc="DF9E37AA">
+      <w:numFmt w:val="decimal"/>
+      <w:lvlText w:val=""/>
+      <w:lvlJc w:val="left"/>
+    </w:lvl>
+  </w:abstractNum>
+  <w:abstractNum w:abstractNumId="6" w15:restartNumberingAfterBreak="0">
+    <w:nsid w:val="6D4547D3"/>
+    <w:multiLevelType w:val="hybridMultilevel"/>
+    <w:tmpl w:val="770C99C8"/>
+    <w:lvl w:ilvl="0" w:tplc="1D580CAC">
+      <w:start w:val="1"/>
+      <w:numFmt w:val="decimal"/>
+      <w:lvlText w:val="%1."/>
+      <w:lvlJc w:val="left"/>
+      <w:pPr>
+        <w:ind w:left="540" w:hanging="300"/>
+      </w:pPr>
+    </w:lvl>
+    <w:lvl w:ilvl="1" w:tplc="A2201820">
+      <w:numFmt w:val="decimal"/>
+      <w:lvlText w:val=""/>
+      <w:lvlJc w:val="left"/>
+    </w:lvl>
+    <w:lvl w:ilvl="2" w:tplc="C9DA2F94">
+      <w:numFmt w:val="decimal"/>
+      <w:lvlText w:val=""/>
+      <w:lvlJc w:val="left"/>
+    </w:lvl>
+    <w:lvl w:ilvl="3" w:tplc="C458F2F8">
+      <w:numFmt w:val="decimal"/>
+      <w:lvlText w:val=""/>
+      <w:lvlJc w:val="left"/>
+    </w:lvl>
+    <w:lvl w:ilvl="4" w:tplc="A3C09C24">
+      <w:numFmt w:val="decimal"/>
+      <w:lvlText w:val=""/>
+      <w:lvlJc w:val="left"/>
+    </w:lvl>
+    <w:lvl w:ilvl="5" w:tplc="A030CA68">
+      <w:numFmt w:val="decimal"/>
+      <w:lvlText w:val=""/>
+      <w:lvlJc w:val="left"/>
+    </w:lvl>
+    <w:lvl w:ilvl="6" w:tplc="783650E0">
+      <w:numFmt w:val="decimal"/>
+      <w:lvlText w:val=""/>
+      <w:lvlJc w:val="left"/>
+    </w:lvl>
+    <w:lvl w:ilvl="7" w:tplc="20F6C36C">
+      <w:numFmt w:val="decimal"/>
+      <w:lvlText w:val=""/>
+      <w:lvlJc w:val="left"/>
+    </w:lvl>
+    <w:lvl w:ilvl="8" w:tplc="95DC917E">
+      <w:numFmt w:val="decimal"/>
+      <w:lvlText w:val=""/>
+      <w:lvlJc w:val="left"/>
+    </w:lvl>
+  </w:abstractNum>
+  <w:num w:numId="1" w16cid:durableId="1475755130">
+    <w:abstractNumId w:val="0"/>
+    <w:lvlOverride w:ilvl="0">
+      <w:startOverride w:val="1"/>
+    </w:lvlOverride>
+  </w:num>
+  <w:num w:numId="2" w16cid:durableId="1371952564">
     <w:abstractNumId w:val="3"/>
     <w:lvlOverride w:ilvl="0">
       <w:startOverride w:val="1"/>
     </w:lvlOverride>
   </w:num>
-  <w:num w:numId="2" w16cid:durableId="1444417873">
+  <w:num w:numId="3" w16cid:durableId="1084763586">
     <w:abstractNumId w:val="1"/>
     <w:lvlOverride w:ilvl="0">
       <w:startOverride w:val="1"/>
     </w:lvlOverride>
   </w:num>
-  <w:num w:numId="3" w16cid:durableId="1783451665">
+  <w:num w:numId="4" w16cid:durableId="494616914">
+    <w:abstractNumId w:val="6"/>
+    <w:lvlOverride w:ilvl="0">
+      <w:startOverride w:val="1"/>
+    </w:lvlOverride>
+  </w:num>
+  <w:num w:numId="5" w16cid:durableId="1282422014">
     <w:abstractNumId w:val="2"/>
     <w:lvlOverride w:ilvl="0">
       <w:startOverride w:val="1"/>
     </w:lvlOverride>
   </w:num>
-  <w:num w:numId="4" w16cid:durableId="602566832">
-    <w:abstractNumId w:val="0"/>
+  <w:num w:numId="6" w16cid:durableId="524901809">
+    <w:abstractNumId w:val="5"/>
     <w:lvlOverride w:ilvl="0">
       <w:startOverride w:val="1"/>
     </w:lvlOverride>
   </w:num>
-  <w:num w:numId="5" w16cid:durableId="2058578664">
+  <w:num w:numId="7" w16cid:durableId="1719475011">
     <w:abstractNumId w:val="4"/>
-    <w:lvlOverride w:ilvl="0">
-      <w:startOverride w:val="1"/>
-    </w:lvlOverride>
-  </w:num>
-  <w:num w:numId="6" w16cid:durableId="1456751189">
-    <w:abstractNumId w:val="6"/>
-    <w:lvlOverride w:ilvl="0">
-      <w:startOverride w:val="1"/>
-    </w:lvlOverride>
-  </w:num>
-  <w:num w:numId="7" w16cid:durableId="850266241">
-    <w:abstractNumId w:val="5"/>
     <w:lvlOverride w:ilvl="0">
       <w:startOverride w:val="1"/>
     </w:lvlOverride>
@@ -13890,7 +14200,7 @@
     <w:autoRedefine/>
     <w:uiPriority w:val="39"/>
     <w:unhideWhenUsed/>
-    <w:rsid w:val="00F104FD"/>
+    <w:rsid w:val="00695348"/>
     <w:pPr>
       <w:spacing w:after="100"/>
     </w:pPr>
@@ -13902,7 +14212,7 @@
     <w:autoRedefine/>
     <w:uiPriority w:val="39"/>
     <w:unhideWhenUsed/>
-    <w:rsid w:val="00F104FD"/>
+    <w:rsid w:val="00695348"/>
     <w:pPr>
       <w:spacing w:after="100"/>
       <w:ind w:left="200"/>
